--- a/en/wisdom-stories/ant-carrying-water.docx
+++ b/en/wisdom-stories/ant-carrying-water.docx
@@ -134,7 +134,7 @@
           <w:bCs/>
           <w:lang/>
         </w:rPr>
-        <w:t>Moral: We may not always have the power to stop cruelty, but we can choose not to be indifferent. Even the smallest act in defence of someone in danger matters.</w:t>
+        <w:t xml:space="preserve">Moral: We may not always have the power to stop cruelty, but we can choose not to be indifferent. Even the smallest act in defense of someone in danger matters.</w:t>
       </w:r>
     </w:p>
     <w:p>
